--- a/writing/Chapter 3 - 3.7 Risk Management/FINAL_TEXT.docx
+++ b/writing/Chapter 3 - 3.7 Risk Management/FINAL_TEXT.docx
@@ -873,7 +873,7 @@
               <w:rPr>
                 <w:sz w:val="13"/>
               </w:rPr>
-              <w:t>Free API models retired mid-project (Llama 3.3 on Groq, DeepSeek on GitHub Models, Gemini quota)</w:t>
+              <w:t>Free API models retired or withdrawn mid-project (Llama 3.3 on Groq, DeepSeek on GitHub Models, Gemini quota, Mistral Large 403 on both team accounts)</w:t>
             </w:r>
           </w:p>
         </w:tc>
@@ -929,7 +929,7 @@
               <w:rPr>
                 <w:sz w:val="13"/>
               </w:rPr>
-              <w:t>Judge panel from 3 providers; retired-judge data kept, replacement judge added</w:t>
+              <w:t>Judge panel from several providers; final comparison on the two judges that scored every system; two- vs three-judge panel checked (rho 0.98, same ranking)</w:t>
             </w:r>
           </w:p>
         </w:tc>
@@ -1229,7 +1229,7 @@
               <w:rPr>
                 <w:sz w:val="13"/>
               </w:rPr>
-              <w:t>Multiple independent signals: rules, WASSA, 3 AI judges, human study; length-matched analysis</w:t>
+              <w:t>Multiple independent signals: rules, WASSA, AI-judge panel, human study; length-matched analysis</w:t>
             </w:r>
           </w:p>
         </w:tc>
@@ -1492,7 +1492,7 @@
         <w:t>Dependence on external services (R7, R8).</w:t>
       </w:r>
       <w:r>
-        <w:t xml:space="preserve"> Evaluation with AI judges relied on free APIs outside the team's control. During the project, several candidate judge models became unavailable through quota limits or retirement, and one provider limited its judge to 50 requests per day. These risks were mitigated by drawing the judges from three independent providers, retaining valid scores from a retired judge, and dividing rate-limited judging between two team members using a split that keeps every emotion category represented in each half.</w:t>
+        <w:t xml:space="preserve"> Evaluation with AI judges relied on free APIs outside the team's control. During the project, several candidate judge models became unavailable through quota limits, retirement or subscription restrictions, including Mistral Large, which could no longer be accessed from either team account before the final systems were judged, and one provider limited its judge to 50 requests per day. These risks were mitigated by drawing the judges from independent providers, comparing every system on the judges that scored all of them, verifying that the reduced two-judge panel ranks the systems exactly as the three-judge panel did, and dividing rate-limited judging between two team members using a split that keeps every emotion category represented in each half.</w:t>
       </w:r>
     </w:p>
     <w:p>
@@ -1517,7 +1517,7 @@
         <w:t>R9 (schedule):</w:t>
       </w:r>
       <w:r>
-        <w:t xml:space="preserve"> a late change to the design would invalidate AI-judge scores already being collected, so the final system's outputs are frozen and the repetition-penalty improvement has been deferred. </w:t>
+        <w:t xml:space="preserve"> a late change to the design would invalidate the collected AI-judge scores and the human-evaluation items built from the final system's replies, so these outputs are frozen and the repetition-penalty improvement has been deferred. </w:t>
       </w:r>
       <w:r>
         <w:rPr>

--- a/writing/Chapter 3 - 3.7 Risk Management/FINAL_TEXT.docx
+++ b/writing/Chapter 3 - 3.7 Risk Management/FINAL_TEXT.docx
@@ -1492,7 +1492,7 @@
         <w:t>Dependence on external services (R7, R8).</w:t>
       </w:r>
       <w:r>
-        <w:t xml:space="preserve"> Evaluation with AI judges relied on free APIs outside the team's control. During the project, several candidate judge models became unavailable through quota limits, retirement or subscription restrictions, including Mistral Large, which could no longer be accessed from either team account before the final systems were judged, and one provider limited its judge to 50 requests per day. These risks were mitigated by drawing the judges from independent providers, comparing every system on the judges that scored all of them, verifying that the reduced two-judge panel ranks the systems exactly as the three-judge panel did, and dividing rate-limited judging between two team members using a split that keeps every emotion category represented in each half.</w:t>
+        <w:t xml:space="preserve"> Evaluation with AI judges relied on free APIs outside the team's control. During the project, several candidate judge models became unavailable through quota limits, retirement or subscription restrictions, and one provider limited its judge to 50 requests per day. These risks were mitigated by drawing the judges from independent providers, fixing the panel on the two judges that remained accessible throughout so that every system is scored by identical judges, and dividing rate-limited judging between two team members using a split that keeps every emotion category represented in each half.</w:t>
       </w:r>
     </w:p>
     <w:p>
